--- a/templates/shikoyat-jinoyat-jarima.uz_latin.docx
+++ b/templates/shikoyat-jinoyat-jarima.uz_latin.docx
@@ -56,20 +56,6 @@
     </w:p>
     <w:p>
       <w:pPr>
-        <w:spacing w:after="80"/>
-        <w:jc w:val="left"/>
-      </w:pPr>
-      <w:r>
-        <w:rPr>
-          <w:rFonts w:ascii="Times New Roman" w:cs="Times New Roman" w:eastAsia="Times New Roman" w:hAnsi="Times New Roman"/>
-          <w:sz w:val="24"/>
-          <w:szCs w:val="24"/>
-        </w:rPr>
-        <w:t xml:space="preserve">{{#applicant_is_individual}}</w:t>
-      </w:r>
-    </w:p>
-    <w:p>
-      <w:pPr>
         <w:spacing w:after="0"/>
         <w:ind w:left="5400"/>
         <w:jc w:val="left"/>
@@ -141,51 +127,6 @@
     <w:p>
       <w:pPr>
         <w:spacing w:after="80"/>
-        <w:jc w:val="left"/>
-      </w:pPr>
-      <w:r>
-        <w:rPr>
-          <w:rFonts w:ascii="Times New Roman" w:cs="Times New Roman" w:eastAsia="Times New Roman" w:hAnsi="Times New Roman"/>
-          <w:sz w:val="24"/>
-          <w:szCs w:val="24"/>
-        </w:rPr>
-        <w:t xml:space="preserve">{{/applicant_is_individual}}</w:t>
-      </w:r>
-    </w:p>
-    <w:p>
-      <w:pPr>
-        <w:spacing w:after="80"/>
-        <w:jc w:val="left"/>
-      </w:pPr>
-      <w:r>
-        <w:rPr>
-          <w:rFonts w:ascii="Times New Roman" w:cs="Times New Roman" w:eastAsia="Times New Roman" w:hAnsi="Times New Roman"/>
-          <w:sz w:val="24"/>
-          <w:szCs w:val="24"/>
-        </w:rPr>
-        <w:t xml:space="preserve">{{#applicant_is_org}}</w:t>
-      </w:r>
-    </w:p>
-    <w:p>
-      <w:pPr>
-        <w:spacing w:after="0"/>
-        <w:ind w:left="5400"/>
-        <w:jc w:val="left"/>
-      </w:pPr>
-      <w:r>
-        <w:rPr>
-          <w:rFonts w:ascii="Times New Roman" w:cs="Times New Roman" w:eastAsia="Times New Roman" w:hAnsi="Times New Roman"/>
-          <w:i/>
-          <w:iCs/>
-          <w:sz w:val="24"/>
-          <w:szCs w:val="24"/>
-        </w:rPr>
-        <w:t xml:space="preserve">{{plaintiff_org_name}}</w:t>
-      </w:r>
-    </w:p>
-    <w:p>
-      <w:pPr>
-        <w:spacing w:after="0"/>
         <w:ind w:left="5400"/>
         <w:jc w:val="left"/>
       </w:pPr>
@@ -199,57 +140,53 @@
           <w:sz w:val="24"/>
           <w:szCs w:val="24"/>
         </w:rPr>
-        <w:t xml:space="preserve">rahbari {{plaintiff_fio}}</w:t>
-      </w:r>
-    </w:p>
-    <w:p>
-      <w:pPr>
-        <w:spacing w:after="0"/>
-        <w:ind w:left="5400"/>
-        <w:jc w:val="left"/>
-      </w:pPr>
-      <w:r>
-        <w:rPr>
-          <w:rFonts w:ascii="Times New Roman" w:cs="Times New Roman" w:eastAsia="Times New Roman" w:hAnsi="Times New Roman"/>
-          <w:i/>
-          <w:iCs/>
-          <w:sz w:val="24"/>
-          <w:szCs w:val="24"/>
-        </w:rPr>
-        <w:t xml:space="preserve">tomonidan</w:t>
-      </w:r>
-    </w:p>
-    <w:p>
-      <w:pPr>
-        <w:spacing w:after="80"/>
-        <w:jc w:val="left"/>
-      </w:pPr>
-      <w:r>
-        <w:rPr>
-          <w:rFonts w:ascii="Times New Roman" w:cs="Times New Roman" w:eastAsia="Times New Roman" w:hAnsi="Times New Roman"/>
-          <w:sz w:val="24"/>
-          <w:szCs w:val="24"/>
-        </w:rPr>
-        <w:t xml:space="preserve">{{/applicant_is_org}}</w:t>
-      </w:r>
-    </w:p>
-    <w:p>
-      <w:pPr>
-        <w:spacing w:after="80"/>
-        <w:ind w:left="5400"/>
-        <w:jc w:val="left"/>
+        <w:t xml:space="preserve">Tel: {{plaintiff_phone}}</w:t>
+      </w:r>
+    </w:p>
+    <w:p>
+      <w:pPr>
+        <w:spacing w:after="80"/>
+        <w:jc w:val="left"/>
+      </w:pPr>
+      <w:r>
+        <w:rPr>
+          <w:rFonts w:ascii="Times New Roman" w:cs="Times New Roman" w:eastAsia="Times New Roman" w:hAnsi="Times New Roman"/>
+          <w:sz w:val="24"/>
+          <w:szCs w:val="24"/>
+        </w:rPr>
+        <w:t xml:space="preserve"/>
+      </w:r>
+    </w:p>
+    <w:p>
+      <w:pPr>
+        <w:spacing w:after="0"/>
+        <w:jc w:val="center"/>
       </w:pPr>
       <w:r>
         <w:rPr>
           <w:rFonts w:ascii="Times New Roman" w:cs="Times New Roman" w:eastAsia="Times New Roman" w:hAnsi="Times New Roman"/>
           <w:b/>
           <w:bCs/>
-          <w:i/>
-          <w:iCs/>
-          <w:sz w:val="24"/>
-          <w:szCs w:val="24"/>
-        </w:rPr>
-        <w:t xml:space="preserve">Tel: {{plaintiff_phone}}</w:t>
+          <w:sz w:val="24"/>
+          <w:szCs w:val="24"/>
+        </w:rPr>
+        <w:t xml:space="preserve">Sh I K O Ya T   A R I Z A</w:t>
+      </w:r>
+    </w:p>
+    <w:p>
+      <w:pPr>
+        <w:spacing w:after="80"/>
+        <w:jc w:val="center"/>
+      </w:pPr>
+      <w:r>
+        <w:rPr>
+          <w:rFonts w:ascii="Times New Roman" w:cs="Times New Roman" w:eastAsia="Times New Roman" w:hAnsi="Times New Roman"/>
+          <w:i/>
+          <w:iCs/>
+          <w:sz w:val="24"/>
+          <w:szCs w:val="24"/>
+        </w:rPr>
+        <w:t xml:space="preserve">(qo‘llanilgan ma’muriy jarimani kamaytirish to‘g‘risida)</w:t>
       </w:r>
     </w:p>
     <w:p>
@@ -269,7 +206,66 @@
     <w:p>
       <w:pPr>
         <w:spacing w:after="0"/>
-        <w:jc w:val="center"/>
+        <w:ind w:firstLine="720"/>
+        <w:jc w:val="both"/>
+      </w:pPr>
+      <w:r>
+        <w:rPr>
+          <w:rFonts w:ascii="Times New Roman" w:cs="Times New Roman" w:eastAsia="Times New Roman" w:hAnsi="Times New Roman"/>
+          <w:sz w:val="24"/>
+          <w:szCs w:val="24"/>
+        </w:rPr>
+        <w:t xml:space="preserve">Mazmuni shundan iboratki, {{penalty_org}} tomonidan {{order_day}}.{{order_month}}.{{order_year}} yil kuni O‘zbekiston Respublikasi MJtKning {{mjtk_article}}-moddasi {{mjtk_part}}-qismi bilan bazaviy hisoblash miqdorining {{base_multiplier}} baravari miqdorida {{fine_amount}} so‘m jarima tayinlangan.</w:t>
+      </w:r>
+    </w:p>
+    <w:p>
+      <w:pPr>
+        <w:spacing w:after="0"/>
+        <w:ind w:firstLine="720"/>
+        <w:jc w:val="both"/>
+      </w:pPr>
+      <w:r>
+        <w:rPr>
+          <w:rFonts w:ascii="Times New Roman" w:cs="Times New Roman" w:eastAsia="Times New Roman" w:hAnsi="Times New Roman"/>
+          <w:sz w:val="24"/>
+          <w:szCs w:val="24"/>
+        </w:rPr>
+        <w:t xml:space="preserve">Ushbu jarimani to‘lashga imkoniyatim yo‘q, sababi: {{reason}}</w:t>
+      </w:r>
+    </w:p>
+    <w:p>
+      <w:pPr>
+        <w:spacing w:after="0"/>
+        <w:ind w:firstLine="720"/>
+        <w:jc w:val="both"/>
+      </w:pPr>
+      <w:r>
+        <w:rPr>
+          <w:rFonts w:ascii="Times New Roman" w:cs="Times New Roman" w:eastAsia="Times New Roman" w:hAnsi="Times New Roman"/>
+          <w:sz w:val="24"/>
+          <w:szCs w:val="24"/>
+        </w:rPr>
+        <w:t xml:space="preserve">Yuqoridagilarni inobatga olib, qo‘llanilgan jarimani kamaytirib berishingizni so‘rayman.</w:t>
+      </w:r>
+    </w:p>
+    <w:p>
+      <w:pPr>
+        <w:spacing w:after="80"/>
+        <w:jc w:val="left"/>
+      </w:pPr>
+      <w:r>
+        <w:rPr>
+          <w:rFonts w:ascii="Times New Roman" w:cs="Times New Roman" w:eastAsia="Times New Roman" w:hAnsi="Times New Roman"/>
+          <w:sz w:val="24"/>
+          <w:szCs w:val="24"/>
+        </w:rPr>
+        <w:t xml:space="preserve"/>
+      </w:r>
+    </w:p>
+    <w:p>
+      <w:pPr>
+        <w:spacing w:after="80"/>
+        <w:jc w:val="left"/>
       </w:pPr>
       <w:r>
         <w:rPr>
@@ -279,23 +275,119 @@
           <w:sz w:val="24"/>
           <w:szCs w:val="24"/>
         </w:rPr>
-        <w:t xml:space="preserve">Sh I K O Ya T   A R I Z A</w:t>
-      </w:r>
-    </w:p>
-    <w:p>
-      <w:pPr>
-        <w:spacing w:after="80"/>
-        <w:jc w:val="center"/>
-      </w:pPr>
-      <w:r>
-        <w:rPr>
-          <w:rFonts w:ascii="Times New Roman" w:cs="Times New Roman" w:eastAsia="Times New Roman" w:hAnsi="Times New Roman"/>
-          <w:i/>
-          <w:iCs/>
-          <w:sz w:val="24"/>
-          <w:szCs w:val="24"/>
-        </w:rPr>
-        <w:t xml:space="preserve">(qo‘llanilgan ma’muriy jarimani kamaytirish to‘g‘risida)</w:t>
+        <w:t xml:space="preserve">Ilova:</w:t>
+      </w:r>
+    </w:p>
+    <w:p>
+      <w:pPr>
+        <w:spacing w:after="0"/>
+        <w:jc w:val="left"/>
+      </w:pPr>
+      <w:r>
+        <w:rPr>
+          <w:rFonts w:ascii="Times New Roman" w:cs="Times New Roman" w:eastAsia="Times New Roman" w:hAnsi="Times New Roman"/>
+          <w:i/>
+          <w:iCs/>
+          <w:sz w:val="24"/>
+          <w:szCs w:val="24"/>
+        </w:rPr>
+        <w:t xml:space="preserve">- Pasport nusxasi;</w:t>
+      </w:r>
+    </w:p>
+    <w:p>
+      <w:pPr>
+        <w:spacing w:after="0"/>
+        <w:jc w:val="left"/>
+      </w:pPr>
+      <w:r>
+        <w:rPr>
+          <w:rFonts w:ascii="Times New Roman" w:cs="Times New Roman" w:eastAsia="Times New Roman" w:hAnsi="Times New Roman"/>
+          <w:i/>
+          <w:iCs/>
+          <w:sz w:val="24"/>
+          <w:szCs w:val="24"/>
+        </w:rPr>
+        <w:t xml:space="preserve">- Jarima solish to‘g‘risidagi qaror;</w:t>
+      </w:r>
+    </w:p>
+    <w:p>
+      <w:pPr>
+        <w:spacing w:after="0"/>
+        <w:jc w:val="left"/>
+      </w:pPr>
+      <w:r>
+        <w:rPr>
+          <w:rFonts w:ascii="Times New Roman" w:cs="Times New Roman" w:eastAsia="Times New Roman" w:hAnsi="Times New Roman"/>
+          <w:i/>
+          <w:iCs/>
+          <w:sz w:val="24"/>
+          <w:szCs w:val="24"/>
+        </w:rPr>
+        <w:t xml:space="preserve">- Huquqbuzarlik holati olingan rasm / soliq hisoboti ma’lumotnomasi;</w:t>
+      </w:r>
+    </w:p>
+    <w:p>
+      <w:pPr>
+        <w:spacing w:after="0"/>
+        <w:jc w:val="left"/>
+      </w:pPr>
+      <w:r>
+        <w:rPr>
+          <w:rFonts w:ascii="Times New Roman" w:cs="Times New Roman" w:eastAsia="Times New Roman" w:hAnsi="Times New Roman"/>
+          <w:i/>
+          <w:iCs/>
+          <w:sz w:val="24"/>
+          <w:szCs w:val="24"/>
+        </w:rPr>
+        <w:t xml:space="preserve">- Talabnoma (IIBdan olsa bo‘ladi);</w:t>
+      </w:r>
+    </w:p>
+    <w:p>
+      <w:pPr>
+        <w:spacing w:after="0"/>
+        <w:jc w:val="left"/>
+      </w:pPr>
+      <w:r>
+        <w:rPr>
+          <w:rFonts w:ascii="Times New Roman" w:cs="Times New Roman" w:eastAsia="Times New Roman" w:hAnsi="Times New Roman"/>
+          <w:i/>
+          <w:iCs/>
+          <w:sz w:val="24"/>
+          <w:szCs w:val="24"/>
+        </w:rPr>
+        <w:t xml:space="preserve">- Oylik ish haqqi to‘g‘risidagi ma’lumotnoma (bo‘lsa);</w:t>
+      </w:r>
+    </w:p>
+    <w:p>
+      <w:pPr>
+        <w:spacing w:after="0"/>
+        <w:jc w:val="left"/>
+      </w:pPr>
+      <w:r>
+        <w:rPr>
+          <w:rFonts w:ascii="Times New Roman" w:cs="Times New Roman" w:eastAsia="Times New Roman" w:hAnsi="Times New Roman"/>
+          <w:i/>
+          <w:iCs/>
+          <w:sz w:val="24"/>
+          <w:szCs w:val="24"/>
+        </w:rPr>
+        <w:t xml:space="preserve">- Mahalladan oilaviy sharoit haqida dalolatnoma;</w:t>
+      </w:r>
+    </w:p>
+    <w:p>
+      <w:pPr>
+        <w:spacing w:after="0"/>
+        <w:jc w:val="left"/>
+      </w:pPr>
+      <w:r>
+        <w:rPr>
+          <w:rFonts w:ascii="Times New Roman" w:cs="Times New Roman" w:eastAsia="Times New Roman" w:hAnsi="Times New Roman"/>
+          <w:i/>
+          <w:iCs/>
+          <w:sz w:val="24"/>
+          <w:szCs w:val="24"/>
+        </w:rPr>
+        <w:t xml:space="preserve">- Jarimani kamaytirish uchun asos bo‘ladigan boshqa hujjatlar.</w:t>
       </w:r>
     </w:p>
     <w:p>
@@ -310,51 +402,6 @@
           <w:szCs w:val="24"/>
         </w:rPr>
         <w:t xml:space="preserve"/>
-      </w:r>
-    </w:p>
-    <w:p>
-      <w:pPr>
-        <w:spacing w:after="0"/>
-        <w:ind w:firstLine="720"/>
-        <w:jc w:val="both"/>
-      </w:pPr>
-      <w:r>
-        <w:rPr>
-          <w:rFonts w:ascii="Times New Roman" w:cs="Times New Roman" w:eastAsia="Times New Roman" w:hAnsi="Times New Roman"/>
-          <w:sz w:val="24"/>
-          <w:szCs w:val="24"/>
-        </w:rPr>
-        <w:t xml:space="preserve">Mazmuni shundan iboratki, {{penalty_org}} tomonidan {{order_day}}.{{order_month}}.{{order_year}} yil kuni O‘zbekiston Respublikasi MJtKning {{mjtk_article}}-moddasi {{mjtk_part}}-qismi bilan bazaviy hisoblash miqdorining {{base_multiplier}} baravari miqdorida {{fine_amount}} so‘m jarima tayinlangan.</w:t>
-      </w:r>
-    </w:p>
-    <w:p>
-      <w:pPr>
-        <w:spacing w:after="0"/>
-        <w:ind w:firstLine="720"/>
-        <w:jc w:val="both"/>
-      </w:pPr>
-      <w:r>
-        <w:rPr>
-          <w:rFonts w:ascii="Times New Roman" w:cs="Times New Roman" w:eastAsia="Times New Roman" w:hAnsi="Times New Roman"/>
-          <w:sz w:val="24"/>
-          <w:szCs w:val="24"/>
-        </w:rPr>
-        <w:t xml:space="preserve">Ushbu jarimani to‘lashga imkoniyatim yo‘q, sababi: {{reason}}</w:t>
-      </w:r>
-    </w:p>
-    <w:p>
-      <w:pPr>
-        <w:spacing w:after="0"/>
-        <w:ind w:firstLine="720"/>
-        <w:jc w:val="both"/>
-      </w:pPr>
-      <w:r>
-        <w:rPr>
-          <w:rFonts w:ascii="Times New Roman" w:cs="Times New Roman" w:eastAsia="Times New Roman" w:hAnsi="Times New Roman"/>
-          <w:sz w:val="24"/>
-          <w:szCs w:val="24"/>
-        </w:rPr>
-        <w:t xml:space="preserve">Yuqoridagilarni inobatga olib, qo‘llanilgan jarimani kamaytirib berishingizni so‘rayman.</w:t>
       </w:r>
     </w:p>
     <w:p>
@@ -384,168 +431,16 @@
           <w:sz w:val="24"/>
           <w:szCs w:val="24"/>
         </w:rPr>
-        <w:t xml:space="preserve">Ilova:</w:t>
-      </w:r>
-    </w:p>
-    <w:p>
-      <w:pPr>
-        <w:spacing w:after="0"/>
-        <w:jc w:val="left"/>
-      </w:pPr>
-      <w:r>
-        <w:rPr>
-          <w:rFonts w:ascii="Times New Roman" w:cs="Times New Roman" w:eastAsia="Times New Roman" w:hAnsi="Times New Roman"/>
-          <w:i/>
-          <w:iCs/>
-          <w:sz w:val="24"/>
-          <w:szCs w:val="24"/>
-        </w:rPr>
-        <w:t xml:space="preserve">- Pasport nusxasi;</w:t>
-      </w:r>
-    </w:p>
-    <w:p>
-      <w:pPr>
-        <w:spacing w:after="0"/>
-        <w:jc w:val="left"/>
-      </w:pPr>
-      <w:r>
-        <w:rPr>
-          <w:rFonts w:ascii="Times New Roman" w:cs="Times New Roman" w:eastAsia="Times New Roman" w:hAnsi="Times New Roman"/>
-          <w:i/>
-          <w:iCs/>
-          <w:sz w:val="24"/>
-          <w:szCs w:val="24"/>
-        </w:rPr>
-        <w:t xml:space="preserve">- Jarima solish to‘g‘risidagi qaror;</w:t>
-      </w:r>
-    </w:p>
-    <w:p>
-      <w:pPr>
-        <w:spacing w:after="0"/>
-        <w:jc w:val="left"/>
-      </w:pPr>
-      <w:r>
-        <w:rPr>
-          <w:rFonts w:ascii="Times New Roman" w:cs="Times New Roman" w:eastAsia="Times New Roman" w:hAnsi="Times New Roman"/>
-          <w:i/>
-          <w:iCs/>
-          <w:sz w:val="24"/>
-          <w:szCs w:val="24"/>
-        </w:rPr>
-        <w:t xml:space="preserve">- Huquqbuzarlik holati olingan rasm / soliq hisoboti ma’lumotnomasi;</w:t>
-      </w:r>
-    </w:p>
-    <w:p>
-      <w:pPr>
-        <w:spacing w:after="0"/>
-        <w:jc w:val="left"/>
-      </w:pPr>
-      <w:r>
-        <w:rPr>
-          <w:rFonts w:ascii="Times New Roman" w:cs="Times New Roman" w:eastAsia="Times New Roman" w:hAnsi="Times New Roman"/>
-          <w:i/>
-          <w:iCs/>
-          <w:sz w:val="24"/>
-          <w:szCs w:val="24"/>
-        </w:rPr>
-        <w:t xml:space="preserve">- Talabnoma (IIBdan olsa bo‘ladi);</w:t>
-      </w:r>
-    </w:p>
-    <w:p>
-      <w:pPr>
-        <w:spacing w:after="0"/>
-        <w:jc w:val="left"/>
-      </w:pPr>
-      <w:r>
-        <w:rPr>
-          <w:rFonts w:ascii="Times New Roman" w:cs="Times New Roman" w:eastAsia="Times New Roman" w:hAnsi="Times New Roman"/>
-          <w:i/>
-          <w:iCs/>
-          <w:sz w:val="24"/>
-          <w:szCs w:val="24"/>
-        </w:rPr>
-        <w:t xml:space="preserve">- Oylik ish haqqi to‘g‘risidagi ma’lumotnoma (bo‘lsa);</w:t>
-      </w:r>
-    </w:p>
-    <w:p>
-      <w:pPr>
-        <w:spacing w:after="0"/>
-        <w:jc w:val="left"/>
-      </w:pPr>
-      <w:r>
-        <w:rPr>
-          <w:rFonts w:ascii="Times New Roman" w:cs="Times New Roman" w:eastAsia="Times New Roman" w:hAnsi="Times New Roman"/>
-          <w:i/>
-          <w:iCs/>
-          <w:sz w:val="24"/>
-          <w:szCs w:val="24"/>
-        </w:rPr>
-        <w:t xml:space="preserve">- Mahalladan oilaviy sharoit haqida dalolatnoma;</w:t>
-      </w:r>
-    </w:p>
-    <w:p>
-      <w:pPr>
-        <w:spacing w:after="0"/>
-        <w:jc w:val="left"/>
-      </w:pPr>
-      <w:r>
-        <w:rPr>
-          <w:rFonts w:ascii="Times New Roman" w:cs="Times New Roman" w:eastAsia="Times New Roman" w:hAnsi="Times New Roman"/>
-          <w:i/>
-          <w:iCs/>
-          <w:sz w:val="24"/>
-          <w:szCs w:val="24"/>
-        </w:rPr>
-        <w:t xml:space="preserve">- Jarimani kamaytirish uchun asos bo‘ladigan boshqa hujjatlar.</w:t>
-      </w:r>
-    </w:p>
-    <w:p>
-      <w:pPr>
-        <w:spacing w:after="80"/>
-        <w:jc w:val="left"/>
-      </w:pPr>
-      <w:r>
-        <w:rPr>
-          <w:rFonts w:ascii="Times New Roman" w:cs="Times New Roman" w:eastAsia="Times New Roman" w:hAnsi="Times New Roman"/>
-          <w:sz w:val="24"/>
-          <w:szCs w:val="24"/>
-        </w:rPr>
-        <w:t xml:space="preserve">{{#applicant_is_individual}}</w:t>
-      </w:r>
-    </w:p>
-    <w:p>
-      <w:pPr>
-        <w:spacing w:after="80"/>
-        <w:jc w:val="left"/>
-      </w:pPr>
-      <w:r>
-        <w:rPr>
-          <w:rFonts w:ascii="Times New Roman" w:cs="Times New Roman" w:eastAsia="Times New Roman" w:hAnsi="Times New Roman"/>
-          <w:sz w:val="24"/>
-          <w:szCs w:val="24"/>
-        </w:rPr>
-        <w:t xml:space="preserve"/>
-      </w:r>
-    </w:p>
-    <w:p>
-      <w:pPr>
-        <w:spacing w:after="80"/>
-        <w:jc w:val="left"/>
-      </w:pPr>
-      <w:r>
-        <w:rPr>
-          <w:rFonts w:ascii="Times New Roman" w:cs="Times New Roman" w:eastAsia="Times New Roman" w:hAnsi="Times New Roman"/>
-          <w:sz w:val="24"/>
-          <w:szCs w:val="24"/>
-        </w:rPr>
-        <w:t xml:space="preserve"/>
-      </w:r>
-    </w:p>
-    <w:p>
-      <w:pPr>
-        <w:spacing w:after="80"/>
-        <w:jc w:val="left"/>
-      </w:pPr>
+        <w:t xml:space="preserve">Arizachi:</w:t>
+      </w:r>
+      <w:r>
+        <w:rPr>
+          <w:rFonts w:ascii="Times New Roman" w:cs="Times New Roman" w:eastAsia="Times New Roman" w:hAnsi="Times New Roman"/>
+          <w:sz w:val="24"/>
+          <w:szCs w:val="24"/>
+        </w:rPr>
+        <w:t xml:space="preserve">                 (imzo)        </w:t>
+      </w:r>
       <w:r>
         <w:rPr>
           <w:rFonts w:ascii="Times New Roman" w:cs="Times New Roman" w:eastAsia="Times New Roman" w:hAnsi="Times New Roman"/>
@@ -554,129 +449,7 @@
           <w:sz w:val="24"/>
           <w:szCs w:val="24"/>
         </w:rPr>
-        <w:t xml:space="preserve">Arizachi:</w:t>
-      </w:r>
-      <w:r>
-        <w:rPr>
-          <w:rFonts w:ascii="Times New Roman" w:cs="Times New Roman" w:eastAsia="Times New Roman" w:hAnsi="Times New Roman"/>
-          <w:sz w:val="24"/>
-          <w:szCs w:val="24"/>
-        </w:rPr>
-        <w:t xml:space="preserve">                 (imzo)        </w:t>
-      </w:r>
-      <w:r>
-        <w:rPr>
-          <w:rFonts w:ascii="Times New Roman" w:cs="Times New Roman" w:eastAsia="Times New Roman" w:hAnsi="Times New Roman"/>
-          <w:b/>
-          <w:bCs/>
-          <w:sz w:val="24"/>
-          <w:szCs w:val="24"/>
-        </w:rPr>
         <w:t xml:space="preserve">{{plaintiff_fio}}</w:t>
-      </w:r>
-    </w:p>
-    <w:p>
-      <w:pPr>
-        <w:spacing w:after="80"/>
-        <w:jc w:val="left"/>
-      </w:pPr>
-      <w:r>
-        <w:rPr>
-          <w:rFonts w:ascii="Times New Roman" w:cs="Times New Roman" w:eastAsia="Times New Roman" w:hAnsi="Times New Roman"/>
-          <w:sz w:val="24"/>
-          <w:szCs w:val="24"/>
-        </w:rPr>
-        <w:t xml:space="preserve">{{/applicant_is_individual}}</w:t>
-      </w:r>
-    </w:p>
-    <w:p>
-      <w:pPr>
-        <w:spacing w:after="80"/>
-        <w:jc w:val="left"/>
-      </w:pPr>
-      <w:r>
-        <w:rPr>
-          <w:rFonts w:ascii="Times New Roman" w:cs="Times New Roman" w:eastAsia="Times New Roman" w:hAnsi="Times New Roman"/>
-          <w:sz w:val="24"/>
-          <w:szCs w:val="24"/>
-        </w:rPr>
-        <w:t xml:space="preserve">{{#applicant_is_org}}</w:t>
-      </w:r>
-    </w:p>
-    <w:p>
-      <w:pPr>
-        <w:spacing w:after="80"/>
-        <w:jc w:val="left"/>
-      </w:pPr>
-      <w:r>
-        <w:rPr>
-          <w:rFonts w:ascii="Times New Roman" w:cs="Times New Roman" w:eastAsia="Times New Roman" w:hAnsi="Times New Roman"/>
-          <w:sz w:val="24"/>
-          <w:szCs w:val="24"/>
-        </w:rPr>
-        <w:t xml:space="preserve"/>
-      </w:r>
-    </w:p>
-    <w:p>
-      <w:pPr>
-        <w:spacing w:after="80"/>
-        <w:jc w:val="left"/>
-      </w:pPr>
-      <w:r>
-        <w:rPr>
-          <w:rFonts w:ascii="Times New Roman" w:cs="Times New Roman" w:eastAsia="Times New Roman" w:hAnsi="Times New Roman"/>
-          <w:sz w:val="24"/>
-          <w:szCs w:val="24"/>
-        </w:rPr>
-        <w:t xml:space="preserve"/>
-      </w:r>
-    </w:p>
-    <w:p>
-      <w:pPr>
-        <w:spacing w:after="80"/>
-        <w:jc w:val="left"/>
-      </w:pPr>
-      <w:r>
-        <w:rPr>
-          <w:rFonts w:ascii="Times New Roman" w:cs="Times New Roman" w:eastAsia="Times New Roman" w:hAnsi="Times New Roman"/>
-          <w:b/>
-          <w:bCs/>
-          <w:sz w:val="24"/>
-          <w:szCs w:val="24"/>
-        </w:rPr>
-        <w:t xml:space="preserve">Rahbar:</w:t>
-      </w:r>
-      <w:r>
-        <w:rPr>
-          <w:rFonts w:ascii="Times New Roman" w:cs="Times New Roman" w:eastAsia="Times New Roman" w:hAnsi="Times New Roman"/>
-          <w:sz w:val="24"/>
-          <w:szCs w:val="24"/>
-        </w:rPr>
-        <w:t xml:space="preserve">                 (imzo va muhr)        </w:t>
-      </w:r>
-      <w:r>
-        <w:rPr>
-          <w:rFonts w:ascii="Times New Roman" w:cs="Times New Roman" w:eastAsia="Times New Roman" w:hAnsi="Times New Roman"/>
-          <w:b/>
-          <w:bCs/>
-          <w:sz w:val="24"/>
-          <w:szCs w:val="24"/>
-        </w:rPr>
-        <w:t xml:space="preserve">{{plaintiff_fio}}</w:t>
-      </w:r>
-    </w:p>
-    <w:p>
-      <w:pPr>
-        <w:spacing w:after="80"/>
-        <w:jc w:val="left"/>
-      </w:pPr>
-      <w:r>
-        <w:rPr>
-          <w:rFonts w:ascii="Times New Roman" w:cs="Times New Roman" w:eastAsia="Times New Roman" w:hAnsi="Times New Roman"/>
-          <w:sz w:val="24"/>
-          <w:szCs w:val="24"/>
-        </w:rPr>
-        <w:t xml:space="preserve">{{/applicant_is_org}}</w:t>
       </w:r>
     </w:p>
     <w:sectPr>
